--- a/crates/quarto-core/tests/fixtures/pandoc-recordings/recordings/callouts-docx/capture/callouts.docx
+++ b/crates/quarto-core/tests/fixtures/pandoc-recordings/recordings/callouts-docx/capture/callouts.docx
@@ -10,14 +10,15 @@
         <w:t xml:space="preserve">Hello Callout!</w:t>
       </w:r>
     </w:p>
-    <w:bookmarkStart w:id="21" w:name="overview"/>
     <w:p>
       <w:pPr>
         <w:pStyle w:val="Heading2"/>
       </w:pPr>
+      <w:bookmarkStart w:id="9" w:name="_overview"/>
       <w:r>
         <w:t xml:space="preserve">Overview of callouts</w:t>
       </w:r>
+      <w:bookmarkEnd w:id="9"/>
     </w:p>
     <w:tbl>
       <w:tblPr>
@@ -60,18 +61,18 @@
                 <wp:inline>
                   <wp:extent cx="152400" cy="152400"/>
                   <wp:effectExtent b="0" l="0" r="0" t="0"/>
-                  <wp:docPr descr="" title="" id="10" name="Picture"/>
+                  <wp:docPr descr="" title="" id="11" name="Picture"/>
                   <a:graphic>
                     <a:graphicData uri="http://schemas.openxmlformats.org/drawingml/2006/picture">
                       <pic:pic>
                         <pic:nvPicPr>
-                          <pic:cNvPr descr="/var/folders/_5/l_f9_2dj4n5dpm0ztth7n97c0000gp/T/quarto-pipeline_2HPGBa/pandoc-share/formats/docx/warning.png" id="11" name="Picture"/>
+                          <pic:cNvPr descr="/var/folders/f6/n_sr6w3n5_73qcqr433715t00000gn/T/quarto-pipeline_PvJ3Ha/pandoc-share/formats/docx/warning.png" id="12" name="Picture"/>
                           <pic:cNvPicPr>
                             <a:picLocks noChangeArrowheads="1" noChangeAspect="1"/>
                           </pic:cNvPicPr>
                         </pic:nvPicPr>
                         <pic:blipFill>
-                          <a:blip r:embed="rId9"/>
+                          <a:blip r:embed="rId10"/>
                           <a:stretch>
                             <a:fillRect/>
                           </a:stretch>
@@ -137,7 +138,7 @@
     </w:tbl>
     <w:p>
       <w:pPr>
-        <w:pStyle w:val="BodyText"/>
+        <w:pStyle w:val="FirstParagraph"/>
       </w:pPr>
       <w:r>
         <w:t xml:space="preserve"> </w:t>
@@ -173,7 +174,7 @@
           </w:tcPr>
           <w:p>
             <w:pPr>
-              <w:pStyle w:val="BodyText"/>
+              <w:pStyle w:val="FirstParagraph"/>
             </w:pPr>
             <w:pPr>
               <w:spacing w:before="0" w:after="0"/>
@@ -184,18 +185,18 @@
                 <wp:inline>
                   <wp:extent cx="152400" cy="152400"/>
                   <wp:effectExtent b="0" l="0" r="0" t="0"/>
-                  <wp:docPr descr="" title="" id="13" name="Picture"/>
+                  <wp:docPr descr="" title="" id="14" name="Picture"/>
                   <a:graphic>
                     <a:graphicData uri="http://schemas.openxmlformats.org/drawingml/2006/picture">
                       <pic:pic>
                         <pic:nvPicPr>
-                          <pic:cNvPr descr="/var/folders/_5/l_f9_2dj4n5dpm0ztth7n97c0000gp/T/quarto-pipeline_2HPGBa/pandoc-share/formats/docx/important.png" id="14" name="Picture"/>
+                          <pic:cNvPr descr="/var/folders/f6/n_sr6w3n5_73qcqr433715t00000gn/T/quarto-pipeline_PvJ3Ha/pandoc-share/formats/docx/important.png" id="15" name="Picture"/>
                           <pic:cNvPicPr>
                             <a:picLocks noChangeArrowheads="1" noChangeAspect="1"/>
                           </pic:cNvPicPr>
                         </pic:nvPicPr>
                         <pic:blipFill>
-                          <a:blip r:embed="rId12"/>
+                          <a:blip r:embed="rId13"/>
                           <a:stretch>
                             <a:fillRect/>
                           </a:stretch>
@@ -297,7 +298,7 @@
           </w:tcPr>
           <w:p>
             <w:pPr>
-              <w:pStyle w:val="BodyText"/>
+              <w:pStyle w:val="FirstParagraph"/>
             </w:pPr>
             <w:pPr>
               <w:spacing w:before="0" w:after="0"/>
@@ -308,18 +309,18 @@
                 <wp:inline>
                   <wp:extent cx="152400" cy="152400"/>
                   <wp:effectExtent b="0" l="0" r="0" t="0"/>
-                  <wp:docPr descr="" title="" id="16" name="Picture"/>
+                  <wp:docPr descr="" title="" id="17" name="Picture"/>
                   <a:graphic>
                     <a:graphicData uri="http://schemas.openxmlformats.org/drawingml/2006/picture">
                       <pic:pic>
                         <pic:nvPicPr>
-                          <pic:cNvPr descr="/var/folders/_5/l_f9_2dj4n5dpm0ztth7n97c0000gp/T/quarto-pipeline_2HPGBa/pandoc-share/formats/docx/note.png" id="17" name="Picture"/>
+                          <pic:cNvPr descr="/var/folders/f6/n_sr6w3n5_73qcqr433715t00000gn/T/quarto-pipeline_PvJ3Ha/pandoc-share/formats/docx/note.png" id="18" name="Picture"/>
                           <pic:cNvPicPr>
                             <a:picLocks noChangeArrowheads="1" noChangeAspect="1"/>
                           </pic:cNvPicPr>
                         </pic:nvPicPr>
                         <pic:blipFill>
-                          <a:blip r:embed="rId15"/>
+                          <a:blip r:embed="rId16"/>
                           <a:stretch>
                             <a:fillRect/>
                           </a:stretch>
@@ -481,7 +482,7 @@
           </w:tcPr>
           <w:p>
             <w:pPr>
-              <w:pStyle w:val="BodyText"/>
+              <w:pStyle w:val="FirstParagraph"/>
             </w:pPr>
             <w:pPr>
               <w:spacing w:before="0" w:after="0"/>
@@ -492,18 +493,18 @@
                 <wp:inline>
                   <wp:extent cx="152400" cy="152400"/>
                   <wp:effectExtent b="0" l="0" r="0" t="0"/>
-                  <wp:docPr descr="" title="" id="19" name="Picture"/>
+                  <wp:docPr descr="" title="" id="20" name="Picture"/>
                   <a:graphic>
                     <a:graphicData uri="http://schemas.openxmlformats.org/drawingml/2006/picture">
                       <pic:pic>
                         <pic:nvPicPr>
-                          <pic:cNvPr descr="/var/folders/_5/l_f9_2dj4n5dpm0ztth7n97c0000gp/T/quarto-pipeline_2HPGBa/pandoc-share/formats/docx/tip.png" id="20" name="Picture"/>
+                          <pic:cNvPr descr="/var/folders/f6/n_sr6w3n5_73qcqr433715t00000gn/T/quarto-pipeline_PvJ3Ha/pandoc-share/formats/docx/tip.png" id="21" name="Picture"/>
                           <pic:cNvPicPr>
                             <a:picLocks noChangeArrowheads="1" noChangeAspect="1"/>
                           </pic:cNvPicPr>
                         </pic:nvPicPr>
                         <pic:blipFill>
-                          <a:blip r:embed="rId18"/>
+                          <a:blip r:embed="rId19"/>
                           <a:stretch>
                             <a:fillRect/>
                           </a:stretch>
@@ -567,15 +568,15 @@
         </w:tc>
       </w:tr>
     </w:tbl>
-    <w:bookmarkEnd w:id="21"/>
-    <w:bookmarkStart w:id="27" w:name="markup"/>
     <w:p>
       <w:pPr>
         <w:pStyle w:val="Heading2"/>
       </w:pPr>
+      <w:bookmarkStart w:id="22" w:name="_markup"/>
       <w:r>
         <w:t xml:space="preserve">Callout with markup</w:t>
       </w:r>
+      <w:bookmarkEnd w:id="22"/>
     </w:p>
     <w:tbl>
       <w:tblPr>
@@ -618,18 +619,18 @@
                 <wp:inline>
                   <wp:extent cx="152400" cy="152400"/>
                   <wp:effectExtent b="0" l="0" r="0" t="0"/>
-                  <wp:docPr descr="" title="" id="22" name="Picture"/>
+                  <wp:docPr descr="" title="" id="23" name="Picture"/>
                   <a:graphic>
                     <a:graphicData uri="http://schemas.openxmlformats.org/drawingml/2006/picture">
                       <pic:pic>
                         <pic:nvPicPr>
-                          <pic:cNvPr descr="/var/folders/_5/l_f9_2dj4n5dpm0ztth7n97c0000gp/T/quarto-pipeline_2HPGBa/pandoc-share/formats/docx/tip.png" id="23" name="Picture"/>
+                          <pic:cNvPr descr="/var/folders/f6/n_sr6w3n5_73qcqr433715t00000gn/T/quarto-pipeline_PvJ3Ha/pandoc-share/formats/docx/tip.png" id="24" name="Picture"/>
                           <pic:cNvPicPr>
                             <a:picLocks noChangeArrowheads="1" noChangeAspect="1"/>
                           </pic:cNvPicPr>
                         </pic:nvPicPr>
                         <pic:blipFill>
-                          <a:blip r:embed="rId18"/>
+                          <a:blip r:embed="rId19"/>
                           <a:stretch>
                             <a:fillRect/>
                           </a:stretch>
@@ -712,6 +713,486 @@
             </w:pPr>
             <w:r>
               <w:t xml:space="preserve">This is an example of a callout with a caption containing special formatting and characters.</w:t>
+            </w:r>
+          </w:p>
+          <w:p/>
+        </w:tc>
+      </w:tr>
+    </w:tbl>
+    <w:p>
+      <w:pPr>
+        <w:pStyle w:val="FirstParagraph"/>
+      </w:pPr>
+      <w:r>
+        <w:t xml:space="preserve"> </w:t>
+      </w:r>
+    </w:p>
+    <w:tbl>
+      <w:tblPr>
+        <w:tblStyle w:val="Table"/>
+        <w:tblLook w:firstRow="0" w:lastRow="0" w:firstColumn="0" w:lastColumn="0" w:noHBand="0" w:noVBand="0" w:val="0000"/>
+        <w:tblBorders>
+          <w:top w:val="single" w:sz="4" w:space="0" w:color="FC5300"/>
+          <w:left w:val="single" w:sz="24" w:space="0" w:color="FC5300"/>
+          <w:bottom w:val="single" w:sz="4" w:space="0" w:color="FC5300"/>
+          <w:right w:val="single" w:sz="4" w:space="0" w:color="FC5300"/>
+        </w:tblBorders>
+        <w:tblCellMar>
+          <w:left w:w="144" w:type="dxa"/>
+          <w:right w:w="144" w:type="dxa"/>
+        </w:tblCellMar>
+        <w:tblLook w:firstRow="0" w:lastRow="0" w:firstColumn="0" w:lastColumn="0" w:noHBand="0" w:noVBand="0" w:val="0000"/>
+      </w:tblPr>
+      <w:tr>
+        <w:trPr>
+          <w:cantSplit/>
+        </w:trPr>
+        <w:tc>
+          <w:tcPr>
+            <w:shd w:color="auto" w:fill="ffe5d0" w:val="clear"/>
+            <w:tcMar>
+              <w:top w:w="92" w:type="dxa"/>
+              <w:bottom w:w="92" w:type="dxa"/>
+            </w:tcMar>
+          </w:tcPr>
+          <w:p>
+            <w:pPr>
+              <w:pStyle w:val="FirstParagraph"/>
+            </w:pPr>
+            <w:pPr>
+              <w:spacing w:before="0" w:after="0"/>
+              <w:textAlignment w:val="center"/>
+            </w:pPr>
+            <w:r>
+              <w:drawing>
+                <wp:inline>
+                  <wp:extent cx="152400" cy="152400"/>
+                  <wp:effectExtent b="0" l="0" r="0" t="0"/>
+                  <wp:docPr descr="" title="" id="26" name="Picture"/>
+                  <a:graphic>
+                    <a:graphicData uri="http://schemas.openxmlformats.org/drawingml/2006/picture">
+                      <pic:pic>
+                        <pic:nvPicPr>
+                          <pic:cNvPr descr="/var/folders/f6/n_sr6w3n5_73qcqr433715t00000gn/T/quarto-pipeline_PvJ3Ha/pandoc-share/formats/docx/caution.png" id="27" name="Picture"/>
+                          <pic:cNvPicPr>
+                            <a:picLocks noChangeArrowheads="1" noChangeAspect="1"/>
+                          </pic:cNvPicPr>
+                        </pic:nvPicPr>
+                        <pic:blipFill>
+                          <a:blip r:embed="rId25"/>
+                          <a:stretch>
+                            <a:fillRect/>
+                          </a:stretch>
+                        </pic:blipFill>
+                        <pic:spPr bwMode="auto">
+                          <a:xfrm>
+                            <a:off x="0" y="0"/>
+                            <a:ext cx="152400" cy="152400"/>
+                          </a:xfrm>
+                          <a:prstGeom prst="rect">
+                            <a:avLst/>
+                          </a:prstGeom>
+                          <a:noFill/>
+                          <a:ln w="9525">
+                            <a:noFill/>
+                            <a:headEnd/>
+                            <a:tailEnd/>
+                          </a:ln>
+                        </pic:spPr>
+                      </pic:pic>
+                    </a:graphicData>
+                  </a:graphic>
+                </wp:inline>
+              </w:drawing>
+            </w:r>
+            <w:r>
+              <w:t xml:space="preserve"> </w:t>
+            </w:r>
+            <w:r>
+              <w:t xml:space="preserve"> </w:t>
+            </w:r>
+            <w:r>
+              <w:t xml:space="preserve">Expand To Learn About Collapse</w:t>
+            </w:r>
+          </w:p>
+        </w:tc>
+      </w:tr>
+      <w:tr>
+        <w:trPr>
+          <w:cantSplit/>
+        </w:trPr>
+        <w:tc>
+          <w:tcPr>
+            <w:tcMar>
+              <w:top w:w="108" w:type="dxa"/>
+              <w:bottom w:w="108" w:type="dxa"/>
+            </w:tcMar>
+          </w:tcPr>
+          <w:p>
+            <w:pPr>
+              <w:pStyle w:val="BodyText"/>
+            </w:pPr>
+            <w:pPr>
+              <w:spacing w:before="16" w:after="16"/>
+            </w:pPr>
+            <w:r>
+              <w:t xml:space="preserve">This is an example of a</w:t>
+            </w:r>
+            <w:r>
+              <w:t xml:space="preserve"> </w:t>
+            </w:r>
+            <w:r>
+              <w:t xml:space="preserve">‘collapsed’</w:t>
+            </w:r>
+            <w:r>
+              <w:t xml:space="preserve"> </w:t>
+            </w:r>
+            <w:r>
+              <w:t xml:space="preserve">caution callout that can be expanded by the user. You can use</w:t>
+            </w:r>
+            <w:r>
+              <w:t xml:space="preserve"> </w:t>
+            </w:r>
+            <w:r>
+              <w:rPr>
+                <w:rStyle w:val="VerbatimChar"/>
+              </w:rPr>
+              <w:t xml:space="preserve">collapse="true"</w:t>
+            </w:r>
+            <w:r>
+              <w:t xml:space="preserve"> </w:t>
+            </w:r>
+            <w:r>
+              <w:t xml:space="preserve">to collapse it by default or</w:t>
+            </w:r>
+            <w:r>
+              <w:t xml:space="preserve"> </w:t>
+            </w:r>
+            <w:r>
+              <w:rPr>
+                <w:rStyle w:val="VerbatimChar"/>
+              </w:rPr>
+              <w:t xml:space="preserve">collapse="false"</w:t>
+            </w:r>
+            <w:r>
+              <w:t xml:space="preserve"> </w:t>
+            </w:r>
+            <w:r>
+              <w:t xml:space="preserve">to make a collapsible callout that is expanded by default.</w:t>
+            </w:r>
+          </w:p>
+          <w:p/>
+        </w:tc>
+      </w:tr>
+    </w:tbl>
+    <w:p>
+      <w:pPr>
+        <w:pStyle w:val="BodyText"/>
+      </w:pPr>
+      <w:r>
+        <w:t xml:space="preserve"> </w:t>
+      </w:r>
+    </w:p>
+    <w:tbl>
+      <w:tblPr>
+        <w:tblStyle w:val="Table"/>
+        <w:tblInd w:w="164" w:type="dxa"/>
+        <w:tblBorders>
+          <w:left w:val="single" w:sz="24" w:space="0" w:color="909090"/>
+        </w:tblBorders>
+        <w:tblCellMar>
+          <w:left w:w="0" w:type="dxa"/>
+          <w:right w:w="0" w:type="dxa"/>
+        </w:tblCellMar>
+        <w:tblLook w:firstRow="0" w:lastRow="0" w:firstColumn="0" w:lastColumn="0" w:noHBand="0" w:noVBand="0" w:val="0000"/>
+      </w:tblPr>
+      <w:tblGrid>
+        <w:gridCol w:w="7920"/>
+      </w:tblGrid>
+      <w:tr>
+        <w:trPr>
+          <w:cantSplit/>
+        </w:trPr>
+        <w:tc>
+          <w:tcPr>
+            <w:tcMar>
+              <w:left w:w="144" w:type="dxa"/>
+            </w:tcMar>
+          </w:tcPr>
+          <w:p>
+            <w:pPr>
+              <w:pStyle w:val="FirstParagraph"/>
+            </w:pPr>
+            <w:pPr>
+              <w:spacing w:before="16" w:after="64"/>
+            </w:pPr>
+            <w:r>
+              <w:rPr>
+                <w:b/>
+                <w:bCs/>
+              </w:rPr>
+              <w:t xml:space="preserve">Exercise</w:t>
+            </w:r>
+          </w:p>
+          <w:p>
+            <w:pPr>
+              <w:pStyle w:val="BodyText"/>
+            </w:pPr>
+            <w:pPr>
+              <w:spacing w:before="16" w:after="16"/>
+            </w:pPr>
+            <w:r>
+              <w:t xml:space="preserve">You can also use a plain</w:t>
+            </w:r>
+            <w:r>
+              <w:t xml:space="preserve"> </w:t>
+            </w:r>
+            <w:r>
+              <w:rPr>
+                <w:rStyle w:val="VerbatimChar"/>
+              </w:rPr>
+              <w:t xml:space="preserve">callout</w:t>
+            </w:r>
+            <w:r>
+              <w:t xml:space="preserve"> </w:t>
+            </w:r>
+            <w:r>
+              <w:t xml:space="preserve">class to get a simple callout treatment.</w:t>
+            </w:r>
+          </w:p>
+        </w:tc>
+      </w:tr>
+    </w:tbl>
+    <w:p>
+      <w:pPr>
+        <w:pStyle w:val="Heading2"/>
+      </w:pPr>
+      <w:bookmarkStart w:id="28" w:name="_appearance"/>
+      <w:r>
+        <w:t xml:space="preserve">Callout Appearance</w:t>
+      </w:r>
+      <w:bookmarkEnd w:id="28"/>
+    </w:p>
+    <w:tbl>
+      <w:tblPr>
+        <w:tblStyle w:val="Table"/>
+        <w:tblInd w:w="164" w:type="dxa"/>
+        <w:tblBorders>
+          <w:left w:val="single" w:sz="24" w:space="0" w:color="FC5300"/>
+        </w:tblBorders>
+        <w:tblCellMar>
+          <w:left w:w="0" w:type="dxa"/>
+          <w:right w:w="0" w:type="dxa"/>
+        </w:tblCellMar>
+        <w:tblLook w:firstRow="0" w:lastRow="0" w:firstColumn="0" w:lastColumn="0" w:noHBand="0" w:noVBand="0" w:val="0000"/>
+      </w:tblPr>
+      <w:tblGrid>
+        <w:gridCol w:w="7920"/>
+      </w:tblGrid>
+      <w:tr>
+        <w:trPr>
+          <w:cantSplit/>
+        </w:trPr>
+        <w:tc>
+          <w:tcPr>
+            <w:tcMar>
+              <w:left w:w="144" w:type="dxa"/>
+              <w:right w:w="144" w:type="dxa"/>
+            </w:tcMar>
+          </w:tcPr>
+          <w:p>
+            <w:pPr>
+              <w:pStyle w:val="FirstParagraph"/>
+            </w:pPr>
+            <w:pPr>
+              <w:spacing w:before="0" w:after="8"/>
+              <w:jc w:val="center"/>
+            </w:pPr>
+            <w:r>
+              <w:drawing>
+                <wp:inline>
+                  <wp:extent cx="152400" cy="152400"/>
+                  <wp:effectExtent b="0" l="0" r="0" t="0"/>
+                  <wp:docPr descr="" title="" id="29" name="Picture"/>
+                  <a:graphic>
+                    <a:graphicData uri="http://schemas.openxmlformats.org/drawingml/2006/picture">
+                      <pic:pic>
+                        <pic:nvPicPr>
+                          <pic:cNvPr descr="/var/folders/f6/n_sr6w3n5_73qcqr433715t00000gn/T/quarto-pipeline_PvJ3Ha/pandoc-share/formats/docx/caution.png" id="30" name="Picture"/>
+                          <pic:cNvPicPr>
+                            <a:picLocks noChangeArrowheads="1" noChangeAspect="1"/>
+                          </pic:cNvPicPr>
+                        </pic:nvPicPr>
+                        <pic:blipFill>
+                          <a:blip r:embed="rId25"/>
+                          <a:stretch>
+                            <a:fillRect/>
+                          </a:stretch>
+                        </pic:blipFill>
+                        <pic:spPr bwMode="auto">
+                          <a:xfrm>
+                            <a:off x="0" y="0"/>
+                            <a:ext cx="152400" cy="152400"/>
+                          </a:xfrm>
+                          <a:prstGeom prst="rect">
+                            <a:avLst/>
+                          </a:prstGeom>
+                          <a:noFill/>
+                          <a:ln w="9525">
+                            <a:noFill/>
+                            <a:headEnd/>
+                            <a:tailEnd/>
+                          </a:ln>
+                        </pic:spPr>
+                      </pic:pic>
+                    </a:graphicData>
+                  </a:graphic>
+                </wp:inline>
+              </w:drawing>
+            </w:r>
+          </w:p>
+        </w:tc>
+        <w:tc>
+          <w:p>
+            <w:pPr>
+              <w:pStyle w:val="BodyText"/>
+            </w:pPr>
+            <w:pPr>
+              <w:spacing w:before="16" w:after="64"/>
+            </w:pPr>
+          </w:p>
+          <w:p>
+            <w:pPr>
+              <w:pStyle w:val="BodyText"/>
+            </w:pPr>
+            <w:pPr>
+              <w:spacing w:before="16" w:after="16"/>
+            </w:pPr>
+            <w:r>
+              <w:t xml:space="preserve">A simple callout with no title</w:t>
+            </w:r>
+          </w:p>
+        </w:tc>
+      </w:tr>
+    </w:tbl>
+    <w:p>
+      <w:pPr>
+        <w:pStyle w:val="FirstParagraph"/>
+      </w:pPr>
+      <w:r>
+        <w:t xml:space="preserve"> </w:t>
+      </w:r>
+    </w:p>
+    <w:tbl>
+      <w:tblPr>
+        <w:tblStyle w:val="Table"/>
+        <w:tblLook w:firstRow="0" w:lastRow="0" w:firstColumn="0" w:lastColumn="0" w:noHBand="0" w:noVBand="0" w:val="0000"/>
+        <w:tblBorders>
+          <w:top w:val="single" w:sz="4" w:space="0" w:color="FC5300"/>
+          <w:left w:val="single" w:sz="24" w:space="0" w:color="FC5300"/>
+          <w:bottom w:val="single" w:sz="4" w:space="0" w:color="FC5300"/>
+          <w:right w:val="single" w:sz="4" w:space="0" w:color="FC5300"/>
+        </w:tblBorders>
+        <w:tblCellMar>
+          <w:left w:w="144" w:type="dxa"/>
+          <w:right w:w="144" w:type="dxa"/>
+        </w:tblCellMar>
+        <w:tblLook w:firstRow="0" w:lastRow="0" w:firstColumn="0" w:lastColumn="0" w:noHBand="0" w:noVBand="0" w:val="0000"/>
+      </w:tblPr>
+      <w:tr>
+        <w:trPr>
+          <w:cantSplit/>
+        </w:trPr>
+        <w:tc>
+          <w:tcPr>
+            <w:shd w:color="auto" w:fill="ffe5d0" w:val="clear"/>
+            <w:tcMar>
+              <w:top w:w="92" w:type="dxa"/>
+              <w:bottom w:w="92" w:type="dxa"/>
+            </w:tcMar>
+          </w:tcPr>
+          <w:p>
+            <w:pPr>
+              <w:pStyle w:val="FirstParagraph"/>
+            </w:pPr>
+            <w:pPr>
+              <w:spacing w:before="0" w:after="0"/>
+              <w:textAlignment w:val="center"/>
+            </w:pPr>
+            <w:r>
+              <w:drawing>
+                <wp:inline>
+                  <wp:extent cx="152400" cy="152400"/>
+                  <wp:effectExtent b="0" l="0" r="0" t="0"/>
+                  <wp:docPr descr="" title="" id="31" name="Picture"/>
+                  <a:graphic>
+                    <a:graphicData uri="http://schemas.openxmlformats.org/drawingml/2006/picture">
+                      <pic:pic>
+                        <pic:nvPicPr>
+                          <pic:cNvPr descr="/var/folders/f6/n_sr6w3n5_73qcqr433715t00000gn/T/quarto-pipeline_PvJ3Ha/pandoc-share/formats/docx/caution.png" id="32" name="Picture"/>
+                          <pic:cNvPicPr>
+                            <a:picLocks noChangeArrowheads="1" noChangeAspect="1"/>
+                          </pic:cNvPicPr>
+                        </pic:nvPicPr>
+                        <pic:blipFill>
+                          <a:blip r:embed="rId25"/>
+                          <a:stretch>
+                            <a:fillRect/>
+                          </a:stretch>
+                        </pic:blipFill>
+                        <pic:spPr bwMode="auto">
+                          <a:xfrm>
+                            <a:off x="0" y="0"/>
+                            <a:ext cx="152400" cy="152400"/>
+                          </a:xfrm>
+                          <a:prstGeom prst="rect">
+                            <a:avLst/>
+                          </a:prstGeom>
+                          <a:noFill/>
+                          <a:ln w="9525">
+                            <a:noFill/>
+                            <a:headEnd/>
+                            <a:tailEnd/>
+                          </a:ln>
+                        </pic:spPr>
+                      </pic:pic>
+                    </a:graphicData>
+                  </a:graphic>
+                </wp:inline>
+              </w:drawing>
+            </w:r>
+            <w:r>
+              <w:t xml:space="preserve"> </w:t>
+            </w:r>
+            <w:r>
+              <w:t xml:space="preserve"> </w:t>
+            </w:r>
+            <w:r>
+              <w:t xml:space="preserve">Caution</w:t>
+            </w:r>
+          </w:p>
+        </w:tc>
+      </w:tr>
+      <w:tr>
+        <w:trPr>
+          <w:cantSplit/>
+        </w:trPr>
+        <w:tc>
+          <w:tcPr>
+            <w:tcMar>
+              <w:top w:w="108" w:type="dxa"/>
+              <w:bottom w:w="108" w:type="dxa"/>
+            </w:tcMar>
+          </w:tcPr>
+          <w:p>
+            <w:pPr>
+              <w:pStyle w:val="BodyText"/>
+            </w:pPr>
+            <w:pPr>
+              <w:spacing w:before="16" w:after="16"/>
+            </w:pPr>
+            <w:r>
+              <w:t xml:space="preserve">A default callout with no title</w:t>
             </w:r>
           </w:p>
           <w:p/>
@@ -756,487 +1237,7 @@
           </w:tcPr>
           <w:p>
             <w:pPr>
-              <w:pStyle w:val="BodyText"/>
-            </w:pPr>
-            <w:pPr>
-              <w:spacing w:before="0" w:after="0"/>
-              <w:textAlignment w:val="center"/>
-            </w:pPr>
-            <w:r>
-              <w:drawing>
-                <wp:inline>
-                  <wp:extent cx="152400" cy="152400"/>
-                  <wp:effectExtent b="0" l="0" r="0" t="0"/>
-                  <wp:docPr descr="" title="" id="25" name="Picture"/>
-                  <a:graphic>
-                    <a:graphicData uri="http://schemas.openxmlformats.org/drawingml/2006/picture">
-                      <pic:pic>
-                        <pic:nvPicPr>
-                          <pic:cNvPr descr="/var/folders/_5/l_f9_2dj4n5dpm0ztth7n97c0000gp/T/quarto-pipeline_2HPGBa/pandoc-share/formats/docx/caution.png" id="26" name="Picture"/>
-                          <pic:cNvPicPr>
-                            <a:picLocks noChangeArrowheads="1" noChangeAspect="1"/>
-                          </pic:cNvPicPr>
-                        </pic:nvPicPr>
-                        <pic:blipFill>
-                          <a:blip r:embed="rId24"/>
-                          <a:stretch>
-                            <a:fillRect/>
-                          </a:stretch>
-                        </pic:blipFill>
-                        <pic:spPr bwMode="auto">
-                          <a:xfrm>
-                            <a:off x="0" y="0"/>
-                            <a:ext cx="152400" cy="152400"/>
-                          </a:xfrm>
-                          <a:prstGeom prst="rect">
-                            <a:avLst/>
-                          </a:prstGeom>
-                          <a:noFill/>
-                          <a:ln w="9525">
-                            <a:noFill/>
-                            <a:headEnd/>
-                            <a:tailEnd/>
-                          </a:ln>
-                        </pic:spPr>
-                      </pic:pic>
-                    </a:graphicData>
-                  </a:graphic>
-                </wp:inline>
-              </w:drawing>
-            </w:r>
-            <w:r>
-              <w:t xml:space="preserve"> </w:t>
-            </w:r>
-            <w:r>
-              <w:t xml:space="preserve"> </w:t>
-            </w:r>
-            <w:r>
-              <w:t xml:space="preserve">Expand To Learn About Collapse</w:t>
-            </w:r>
-          </w:p>
-        </w:tc>
-      </w:tr>
-      <w:tr>
-        <w:trPr>
-          <w:cantSplit/>
-        </w:trPr>
-        <w:tc>
-          <w:tcPr>
-            <w:tcMar>
-              <w:top w:w="108" w:type="dxa"/>
-              <w:bottom w:w="108" w:type="dxa"/>
-            </w:tcMar>
-          </w:tcPr>
-          <w:p>
-            <w:pPr>
-              <w:pStyle w:val="BodyText"/>
-            </w:pPr>
-            <w:pPr>
-              <w:spacing w:before="16" w:after="16"/>
-            </w:pPr>
-            <w:r>
-              <w:t xml:space="preserve">This is an example of a</w:t>
-            </w:r>
-            <w:r>
-              <w:t xml:space="preserve"> </w:t>
-            </w:r>
-            <w:r>
-              <w:t xml:space="preserve">‘collapsed’</w:t>
-            </w:r>
-            <w:r>
-              <w:t xml:space="preserve"> </w:t>
-            </w:r>
-            <w:r>
-              <w:t xml:space="preserve">caution callout that can be expanded by the user. You can use</w:t>
-            </w:r>
-            <w:r>
-              <w:t xml:space="preserve"> </w:t>
-            </w:r>
-            <w:r>
-              <w:rPr>
-                <w:rStyle w:val="VerbatimChar"/>
-              </w:rPr>
-              <w:t xml:space="preserve">collapse="true"</w:t>
-            </w:r>
-            <w:r>
-              <w:t xml:space="preserve"> </w:t>
-            </w:r>
-            <w:r>
-              <w:t xml:space="preserve">to collapse it by default or</w:t>
-            </w:r>
-            <w:r>
-              <w:t xml:space="preserve"> </w:t>
-            </w:r>
-            <w:r>
-              <w:rPr>
-                <w:rStyle w:val="VerbatimChar"/>
-              </w:rPr>
-              <w:t xml:space="preserve">collapse="false"</w:t>
-            </w:r>
-            <w:r>
-              <w:t xml:space="preserve"> </w:t>
-            </w:r>
-            <w:r>
-              <w:t xml:space="preserve">to make a collapsible callout that is expanded by default.</w:t>
-            </w:r>
-          </w:p>
-          <w:p/>
-        </w:tc>
-      </w:tr>
-    </w:tbl>
-    <w:p>
-      <w:pPr>
-        <w:pStyle w:val="BodyText"/>
-      </w:pPr>
-      <w:r>
-        <w:t xml:space="preserve"> </w:t>
-      </w:r>
-    </w:p>
-    <w:tbl>
-      <w:tblPr>
-        <w:tblStyle w:val="Table"/>
-        <w:tblInd w:w="164" w:type="dxa"/>
-        <w:tblBorders>
-          <w:left w:val="single" w:sz="24" w:space="0" w:color="909090"/>
-        </w:tblBorders>
-        <w:tblCellMar>
-          <w:left w:w="0" w:type="dxa"/>
-          <w:right w:w="0" w:type="dxa"/>
-        </w:tblCellMar>
-        <w:tblLook w:firstRow="0" w:lastRow="0" w:firstColumn="0" w:lastColumn="0" w:noHBand="0" w:noVBand="0" w:val="0000"/>
-      </w:tblPr>
-      <w:tblGrid>
-        <w:gridCol w:w="7920"/>
-      </w:tblGrid>
-      <w:tr>
-        <w:trPr>
-          <w:cantSplit/>
-        </w:trPr>
-        <w:tc>
-          <w:tcPr>
-            <w:tcMar>
-              <w:left w:w="144" w:type="dxa"/>
-            </w:tcMar>
-          </w:tcPr>
-          <w:p>
-            <w:pPr>
-              <w:pStyle w:val="BodyText"/>
-            </w:pPr>
-            <w:pPr>
-              <w:spacing w:before="16" w:after="64"/>
-            </w:pPr>
-            <w:r>
-              <w:rPr>
-                <w:b/>
-                <w:bCs/>
-              </w:rPr>
-              <w:t xml:space="preserve">Exercise</w:t>
-            </w:r>
-          </w:p>
-          <w:p>
-            <w:pPr>
-              <w:pStyle w:val="BodyText"/>
-            </w:pPr>
-            <w:pPr>
-              <w:spacing w:before="16" w:after="16"/>
-            </w:pPr>
-            <w:r>
-              <w:t xml:space="preserve">You can also use a plain</w:t>
-            </w:r>
-            <w:r>
-              <w:t xml:space="preserve"> </w:t>
-            </w:r>
-            <w:r>
-              <w:rPr>
-                <w:rStyle w:val="VerbatimChar"/>
-              </w:rPr>
-              <w:t xml:space="preserve">callout</w:t>
-            </w:r>
-            <w:r>
-              <w:t xml:space="preserve"> </w:t>
-            </w:r>
-            <w:r>
-              <w:t xml:space="preserve">class to get a simple callout treatment.</w:t>
-            </w:r>
-          </w:p>
-        </w:tc>
-      </w:tr>
-    </w:tbl>
-    <w:bookmarkEnd w:id="27"/>
-    <w:bookmarkStart w:id="32" w:name="appearance"/>
-    <w:p>
-      <w:pPr>
-        <w:pStyle w:val="Heading2"/>
-      </w:pPr>
-      <w:r>
-        <w:t xml:space="preserve">Callout Appearance</w:t>
-      </w:r>
-    </w:p>
-    <w:tbl>
-      <w:tblPr>
-        <w:tblStyle w:val="Table"/>
-        <w:tblInd w:w="164" w:type="dxa"/>
-        <w:tblBorders>
-          <w:left w:val="single" w:sz="24" w:space="0" w:color="FC5300"/>
-        </w:tblBorders>
-        <w:tblCellMar>
-          <w:left w:w="0" w:type="dxa"/>
-          <w:right w:w="0" w:type="dxa"/>
-        </w:tblCellMar>
-        <w:tblLook w:firstRow="0" w:lastRow="0" w:firstColumn="0" w:lastColumn="0" w:noHBand="0" w:noVBand="0" w:val="0000"/>
-      </w:tblPr>
-      <w:tblGrid>
-        <w:gridCol w:w="7920"/>
-      </w:tblGrid>
-      <w:tr>
-        <w:trPr>
-          <w:cantSplit/>
-        </w:trPr>
-        <w:tc>
-          <w:tcPr>
-            <w:tcMar>
-              <w:left w:w="144" w:type="dxa"/>
-              <w:right w:w="144" w:type="dxa"/>
-            </w:tcMar>
-          </w:tcPr>
-          <w:p>
-            <w:pPr>
               <w:pStyle w:val="FirstParagraph"/>
-            </w:pPr>
-            <w:pPr>
-              <w:spacing w:before="0" w:after="8"/>
-              <w:jc w:val="center"/>
-            </w:pPr>
-            <w:r>
-              <w:drawing>
-                <wp:inline>
-                  <wp:extent cx="152400" cy="152400"/>
-                  <wp:effectExtent b="0" l="0" r="0" t="0"/>
-                  <wp:docPr descr="" title="" id="28" name="Picture"/>
-                  <a:graphic>
-                    <a:graphicData uri="http://schemas.openxmlformats.org/drawingml/2006/picture">
-                      <pic:pic>
-                        <pic:nvPicPr>
-                          <pic:cNvPr descr="/var/folders/_5/l_f9_2dj4n5dpm0ztth7n97c0000gp/T/quarto-pipeline_2HPGBa/pandoc-share/formats/docx/caution.png" id="29" name="Picture"/>
-                          <pic:cNvPicPr>
-                            <a:picLocks noChangeArrowheads="1" noChangeAspect="1"/>
-                          </pic:cNvPicPr>
-                        </pic:nvPicPr>
-                        <pic:blipFill>
-                          <a:blip r:embed="rId24"/>
-                          <a:stretch>
-                            <a:fillRect/>
-                          </a:stretch>
-                        </pic:blipFill>
-                        <pic:spPr bwMode="auto">
-                          <a:xfrm>
-                            <a:off x="0" y="0"/>
-                            <a:ext cx="152400" cy="152400"/>
-                          </a:xfrm>
-                          <a:prstGeom prst="rect">
-                            <a:avLst/>
-                          </a:prstGeom>
-                          <a:noFill/>
-                          <a:ln w="9525">
-                            <a:noFill/>
-                            <a:headEnd/>
-                            <a:tailEnd/>
-                          </a:ln>
-                        </pic:spPr>
-                      </pic:pic>
-                    </a:graphicData>
-                  </a:graphic>
-                </wp:inline>
-              </w:drawing>
-            </w:r>
-          </w:p>
-        </w:tc>
-        <w:tc>
-          <w:p>
-            <w:pPr>
-              <w:pStyle w:val="BodyText"/>
-            </w:pPr>
-            <w:pPr>
-              <w:spacing w:before="16" w:after="64"/>
-            </w:pPr>
-          </w:p>
-          <w:p>
-            <w:pPr>
-              <w:pStyle w:val="BodyText"/>
-            </w:pPr>
-            <w:pPr>
-              <w:spacing w:before="16" w:after="16"/>
-            </w:pPr>
-            <w:r>
-              <w:t xml:space="preserve">A simple callout with no title</w:t>
-            </w:r>
-          </w:p>
-        </w:tc>
-      </w:tr>
-    </w:tbl>
-    <w:p>
-      <w:pPr>
-        <w:pStyle w:val="BodyText"/>
-      </w:pPr>
-      <w:r>
-        <w:t xml:space="preserve"> </w:t>
-      </w:r>
-    </w:p>
-    <w:tbl>
-      <w:tblPr>
-        <w:tblStyle w:val="Table"/>
-        <w:tblLook w:firstRow="0" w:lastRow="0" w:firstColumn="0" w:lastColumn="0" w:noHBand="0" w:noVBand="0" w:val="0000"/>
-        <w:tblBorders>
-          <w:top w:val="single" w:sz="4" w:space="0" w:color="FC5300"/>
-          <w:left w:val="single" w:sz="24" w:space="0" w:color="FC5300"/>
-          <w:bottom w:val="single" w:sz="4" w:space="0" w:color="FC5300"/>
-          <w:right w:val="single" w:sz="4" w:space="0" w:color="FC5300"/>
-        </w:tblBorders>
-        <w:tblCellMar>
-          <w:left w:w="144" w:type="dxa"/>
-          <w:right w:w="144" w:type="dxa"/>
-        </w:tblCellMar>
-        <w:tblLook w:firstRow="0" w:lastRow="0" w:firstColumn="0" w:lastColumn="0" w:noHBand="0" w:noVBand="0" w:val="0000"/>
-      </w:tblPr>
-      <w:tr>
-        <w:trPr>
-          <w:cantSplit/>
-        </w:trPr>
-        <w:tc>
-          <w:tcPr>
-            <w:shd w:color="auto" w:fill="ffe5d0" w:val="clear"/>
-            <w:tcMar>
-              <w:top w:w="92" w:type="dxa"/>
-              <w:bottom w:w="92" w:type="dxa"/>
-            </w:tcMar>
-          </w:tcPr>
-          <w:p>
-            <w:pPr>
-              <w:pStyle w:val="BodyText"/>
-            </w:pPr>
-            <w:pPr>
-              <w:spacing w:before="0" w:after="0"/>
-              <w:textAlignment w:val="center"/>
-            </w:pPr>
-            <w:r>
-              <w:drawing>
-                <wp:inline>
-                  <wp:extent cx="152400" cy="152400"/>
-                  <wp:effectExtent b="0" l="0" r="0" t="0"/>
-                  <wp:docPr descr="" title="" id="30" name="Picture"/>
-                  <a:graphic>
-                    <a:graphicData uri="http://schemas.openxmlformats.org/drawingml/2006/picture">
-                      <pic:pic>
-                        <pic:nvPicPr>
-                          <pic:cNvPr descr="/var/folders/_5/l_f9_2dj4n5dpm0ztth7n97c0000gp/T/quarto-pipeline_2HPGBa/pandoc-share/formats/docx/caution.png" id="31" name="Picture"/>
-                          <pic:cNvPicPr>
-                            <a:picLocks noChangeArrowheads="1" noChangeAspect="1"/>
-                          </pic:cNvPicPr>
-                        </pic:nvPicPr>
-                        <pic:blipFill>
-                          <a:blip r:embed="rId24"/>
-                          <a:stretch>
-                            <a:fillRect/>
-                          </a:stretch>
-                        </pic:blipFill>
-                        <pic:spPr bwMode="auto">
-                          <a:xfrm>
-                            <a:off x="0" y="0"/>
-                            <a:ext cx="152400" cy="152400"/>
-                          </a:xfrm>
-                          <a:prstGeom prst="rect">
-                            <a:avLst/>
-                          </a:prstGeom>
-                          <a:noFill/>
-                          <a:ln w="9525">
-                            <a:noFill/>
-                            <a:headEnd/>
-                            <a:tailEnd/>
-                          </a:ln>
-                        </pic:spPr>
-                      </pic:pic>
-                    </a:graphicData>
-                  </a:graphic>
-                </wp:inline>
-              </w:drawing>
-            </w:r>
-            <w:r>
-              <w:t xml:space="preserve"> </w:t>
-            </w:r>
-            <w:r>
-              <w:t xml:space="preserve"> </w:t>
-            </w:r>
-            <w:r>
-              <w:t xml:space="preserve">Caution</w:t>
-            </w:r>
-          </w:p>
-        </w:tc>
-      </w:tr>
-      <w:tr>
-        <w:trPr>
-          <w:cantSplit/>
-        </w:trPr>
-        <w:tc>
-          <w:tcPr>
-            <w:tcMar>
-              <w:top w:w="108" w:type="dxa"/>
-              <w:bottom w:w="108" w:type="dxa"/>
-            </w:tcMar>
-          </w:tcPr>
-          <w:p>
-            <w:pPr>
-              <w:pStyle w:val="BodyText"/>
-            </w:pPr>
-            <w:pPr>
-              <w:spacing w:before="16" w:after="16"/>
-            </w:pPr>
-            <w:r>
-              <w:t xml:space="preserve">A default callout with no title</w:t>
-            </w:r>
-          </w:p>
-          <w:p/>
-        </w:tc>
-      </w:tr>
-    </w:tbl>
-    <w:p>
-      <w:pPr>
-        <w:pStyle w:val="BodyText"/>
-      </w:pPr>
-      <w:r>
-        <w:t xml:space="preserve"> </w:t>
-      </w:r>
-    </w:p>
-    <w:tbl>
-      <w:tblPr>
-        <w:tblStyle w:val="Table"/>
-        <w:tblLook w:firstRow="0" w:lastRow="0" w:firstColumn="0" w:lastColumn="0" w:noHBand="0" w:noVBand="0" w:val="0000"/>
-        <w:tblBorders>
-          <w:top w:val="single" w:sz="4" w:space="0" w:color="FC5300"/>
-          <w:left w:val="single" w:sz="24" w:space="0" w:color="FC5300"/>
-          <w:bottom w:val="single" w:sz="4" w:space="0" w:color="FC5300"/>
-          <w:right w:val="single" w:sz="4" w:space="0" w:color="FC5300"/>
-        </w:tblBorders>
-        <w:tblCellMar>
-          <w:left w:w="144" w:type="dxa"/>
-          <w:right w:w="144" w:type="dxa"/>
-        </w:tblCellMar>
-        <w:tblLook w:firstRow="0" w:lastRow="0" w:firstColumn="0" w:lastColumn="0" w:noHBand="0" w:noVBand="0" w:val="0000"/>
-      </w:tblPr>
-      <w:tr>
-        <w:trPr>
-          <w:cantSplit/>
-        </w:trPr>
-        <w:tc>
-          <w:tcPr>
-            <w:shd w:color="auto" w:fill="ffe5d0" w:val="clear"/>
-            <w:tcMar>
-              <w:top w:w="92" w:type="dxa"/>
-              <w:bottom w:w="92" w:type="dxa"/>
-            </w:tcMar>
-          </w:tcPr>
-          <w:p>
-            <w:pPr>
-              <w:pStyle w:val="BodyText"/>
             </w:pPr>
             <w:pPr>
               <w:spacing w:before="16" w:after="16"/>
@@ -1309,7 +1310,7 @@
           </w:tcPr>
           <w:p>
             <w:pPr>
-              <w:pStyle w:val="BodyText"/>
+              <w:pStyle w:val="FirstParagraph"/>
             </w:pPr>
             <w:pPr>
               <w:spacing w:before="16" w:after="64"/>
@@ -1329,15 +1330,15 @@
         </w:tc>
       </w:tr>
     </w:tbl>
-    <w:bookmarkEnd w:id="32"/>
-    <w:bookmarkStart w:id="33" w:name="minimal"/>
     <w:p>
       <w:pPr>
         <w:pStyle w:val="Heading2"/>
       </w:pPr>
+      <w:bookmarkStart w:id="33" w:name="_minimal"/>
       <w:r>
         <w:t xml:space="preserve">Minimal</w:t>
       </w:r>
+      <w:bookmarkEnd w:id="33"/>
     </w:p>
     <w:tbl>
       <w:tblPr>
@@ -1387,7 +1388,6 @@
         </w:tc>
       </w:tr>
     </w:tbl>
-    <w:bookmarkEnd w:id="33"/>
     <w:sectPr>
       <w:footnotePr>
         <w:numRestart w:val="eachSect"/>
@@ -1509,10 +1509,10 @@
   <w:docDefaults>
     <w:rPrDefault>
       <w:rPr>
-        <w:rFonts w:asciiTheme="minorHAnsi" w:cstheme="minorBidi" w:eastAsiaTheme="minorEastAsia" w:hAnsiTheme="minorHAnsi"/>
+        <w:rFonts w:asciiTheme="minorHAnsi" w:eastAsiaTheme="minorEastAsia" w:hAnsiTheme="minorHAnsi" w:cstheme="minorBidi"/>
         <w:sz w:val="24"/>
         <w:szCs w:val="24"/>
-        <w:lang w:bidi="ar-SA" w:eastAsia="zh-CN" w:val="en-US"/>
+        <w:lang w:val="en-US" w:eastAsia="zh-CN" w:bidi="ar-SA"/>
       </w:rPr>
     </w:rPrDefault>
     <w:pPrDefault>
@@ -1521,35 +1521,35 @@
       </w:pPr>
     </w:pPrDefault>
   </w:docDefaults>
-  <w:latentStyles w:count="276" w:defLockedState="0" w:defQFormat="0" w:defSemiHidden="0" w:defUIPriority="0" w:defUnhideWhenUsed="0"/>
-  <w:style w:default="1" w:styleId="Normal" w:type="paragraph">
+  <w:latentStyles w:defLockedState="0" w:defUIPriority="0" w:defSemiHidden="0" w:defUnhideWhenUsed="0" w:defQFormat="0" w:count="276"/>
+  <w:style w:type="paragraph" w:default="1" w:styleId="Normal">
     <w:name w:val="Normal"/>
     <w:qFormat/>
   </w:style>
-  <w:style w:styleId="BodyText" w:type="paragraph">
+  <w:style w:type="paragraph" w:styleId="BodyText">
     <w:name w:val="Body Text"/>
     <w:basedOn w:val="Normal"/>
     <w:link w:val="BodyTextChar"/>
     <w:qFormat/>
     <w:pPr>
-      <w:spacing w:after="180" w:before="180"/>
+      <w:spacing w:before="180" w:after="180"/>
     </w:pPr>
   </w:style>
-  <w:style w:customStyle="1" w:styleId="FirstParagraph" w:type="paragraph">
+  <w:style w:type="paragraph" w:customStyle="1" w:styleId="FirstParagraph">
     <w:name w:val="First Paragraph"/>
     <w:basedOn w:val="BodyText"/>
     <w:next w:val="BodyText"/>
     <w:qFormat/>
   </w:style>
-  <w:style w:customStyle="1" w:styleId="Compact" w:type="paragraph">
+  <w:style w:type="paragraph" w:customStyle="1" w:styleId="Compact">
     <w:name w:val="Compact"/>
     <w:basedOn w:val="BodyText"/>
     <w:qFormat/>
     <w:pPr>
-      <w:spacing w:after="36" w:before="36"/>
+      <w:spacing w:before="36" w:after="36"/>
     </w:pPr>
   </w:style>
-  <w:style w:styleId="Title" w:type="paragraph">
+  <w:style w:type="paragraph" w:styleId="Title">
     <w:name w:val="Title"/>
     <w:basedOn w:val="Normal"/>
     <w:next w:val="BodyText"/>
@@ -1563,24 +1563,24 @@
       <w:jc w:val="center"/>
     </w:pPr>
     <w:rPr>
-      <w:rFonts w:asciiTheme="majorHAnsi" w:cstheme="majorBidi" w:eastAsiaTheme="majorEastAsia" w:hAnsiTheme="majorHAnsi"/>
+      <w:rFonts w:asciiTheme="majorHAnsi" w:eastAsiaTheme="majorEastAsia" w:hAnsiTheme="majorHAnsi" w:cstheme="majorBidi"/>
       <w:sz w:val="56"/>
       <w:szCs w:val="56"/>
     </w:rPr>
   </w:style>
-  <w:style w:customStyle="1" w:styleId="TitleChar" w:type="character">
+  <w:style w:type="character" w:customStyle="1" w:styleId="TitleChar">
     <w:name w:val="Title Char"/>
     <w:basedOn w:val="DefaultParagraphFont"/>
     <w:link w:val="Title"/>
     <w:uiPriority w:val="10"/>
     <w:rsid w:val="00A10FD9"/>
     <w:rPr>
-      <w:rFonts w:asciiTheme="majorHAnsi" w:cstheme="majorBidi" w:eastAsiaTheme="majorEastAsia" w:hAnsiTheme="majorHAnsi"/>
+      <w:rFonts w:asciiTheme="majorHAnsi" w:eastAsiaTheme="majorEastAsia" w:hAnsiTheme="majorHAnsi" w:cstheme="majorBidi"/>
       <w:sz w:val="56"/>
       <w:szCs w:val="56"/>
     </w:rPr>
   </w:style>
-  <w:style w:styleId="Subtitle" w:type="paragraph">
+  <w:style w:type="paragraph" w:styleId="Subtitle">
     <w:name w:val="Subtitle"/>
     <w:basedOn w:val="Title"/>
     <w:next w:val="BodyText"/>
@@ -1594,27 +1594,27 @@
       </w:numPr>
     </w:pPr>
     <w:rPr>
-      <w:rFonts w:cstheme="majorBidi" w:eastAsiaTheme="majorEastAsia"/>
+      <w:rFonts w:eastAsiaTheme="majorEastAsia" w:cstheme="majorBidi"/>
       <w:spacing w:val="15"/>
       <w:sz w:val="28"/>
       <w:szCs w:val="28"/>
     </w:rPr>
   </w:style>
-  <w:style w:customStyle="1" w:styleId="SubtitleChar" w:type="character">
+  <w:style w:type="character" w:customStyle="1" w:styleId="SubtitleChar">
     <w:name w:val="Subtitle Char"/>
     <w:basedOn w:val="DefaultParagraphFont"/>
     <w:link w:val="Subtitle"/>
     <w:uiPriority w:val="11"/>
     <w:rsid w:val="00A10FD9"/>
     <w:rPr>
-      <w:rFonts w:cstheme="majorBidi" w:eastAsiaTheme="majorEastAsia"/>
-      <w:color w:themeColor="text1" w:themeTint="A6" w:val="595959"/>
+      <w:rFonts w:eastAsiaTheme="majorEastAsia" w:cstheme="majorBidi"/>
+      <w:color w:val="595959" w:themeColor="text1" w:themeTint="A6"/>
       <w:spacing w:val="15"/>
       <w:sz w:val="28"/>
       <w:szCs w:val="28"/>
     </w:rPr>
   </w:style>
-  <w:style w:customStyle="1" w:styleId="Author" w:type="paragraph">
+  <w:style w:type="paragraph" w:customStyle="1" w:styleId="Author">
     <w:name w:val="Author"/>
     <w:basedOn w:val="Title"/>
     <w:next w:val="BodyText"/>
@@ -1628,7 +1628,7 @@
       <w:szCs w:val="24"/>
     </w:rPr>
   </w:style>
-  <w:style w:styleId="Date" w:type="paragraph">
+  <w:style w:type="paragraph" w:styleId="Date">
     <w:name w:val="Date"/>
     <w:basedOn w:val="Title"/>
     <w:next w:val="BodyText"/>
@@ -1642,7 +1642,7 @@
       <w:szCs w:val="24"/>
     </w:rPr>
   </w:style>
-  <w:style w:customStyle="1" w:styleId="AbstractTitle" w:type="paragraph">
+  <w:style w:type="paragraph" w:customStyle="1" w:styleId="AbstractTitle">
     <w:name w:val="Abstract Title"/>
     <w:basedOn w:val="Normal"/>
     <w:next w:val="Abstract"/>
@@ -1650,7 +1650,7 @@
     <w:pPr>
       <w:keepNext/>
       <w:keepLines/>
-      <w:spacing w:after="0" w:before="300"/>
+      <w:spacing w:before="300" w:after="0"/>
       <w:jc w:val="center"/>
     </w:pPr>
     <w:rPr>
@@ -1659,7 +1659,7 @@
       <w:szCs w:val="20"/>
     </w:rPr>
   </w:style>
-  <w:style w:customStyle="1" w:styleId="Abstract" w:type="paragraph">
+  <w:style w:type="paragraph" w:customStyle="1" w:styleId="Abstract">
     <w:name w:val="Abstract"/>
     <w:basedOn w:val="Normal"/>
     <w:next w:val="BodyText"/>
@@ -1667,14 +1667,14 @@
     <w:pPr>
       <w:keepNext/>
       <w:keepLines/>
-      <w:spacing w:after="300" w:before="100"/>
+      <w:spacing w:before="100" w:after="300"/>
     </w:pPr>
     <w:rPr>
       <w:sz w:val="20"/>
       <w:szCs w:val="20"/>
     </w:rPr>
   </w:style>
-  <w:style w:styleId="Bibliography" w:type="paragraph">
+  <w:style w:type="paragraph" w:styleId="Bibliography">
     <w:name w:val="Bibliography"/>
     <w:basedOn w:val="Normal"/>
     <w:next w:val="Bibliography"/>
@@ -1682,7 +1682,7 @@
     <w:pPr/>
     <w:rPr/>
   </w:style>
-  <w:style w:styleId="Heading1" w:type="paragraph">
+  <w:style w:type="paragraph" w:styleId="Heading1">
     <w:name w:val="heading 1"/>
     <w:basedOn w:val="Normal"/>
     <w:next w:val="BodyText"/>
@@ -1693,17 +1693,17 @@
     <w:pPr>
       <w:keepNext/>
       <w:keepLines/>
-      <w:spacing w:after="80" w:before="360"/>
+      <w:spacing w:before="360" w:after="80"/>
       <w:outlineLvl w:val="0"/>
     </w:pPr>
     <w:rPr>
-      <w:rFonts w:asciiTheme="majorHAnsi" w:cstheme="majorBidi" w:eastAsiaTheme="majorEastAsia" w:hAnsiTheme="majorHAnsi"/>
-      <w:color w:themeColor="accent1" w:themeShade="BF" w:val="0F4761"/>
+      <w:rFonts w:asciiTheme="majorHAnsi" w:eastAsiaTheme="majorEastAsia" w:hAnsiTheme="majorHAnsi" w:cstheme="majorBidi"/>
+      <w:color w:val="0F4761" w:themeColor="accent1" w:themeShade="BF"/>
       <w:sz w:val="40"/>
       <w:szCs w:val="40"/>
     </w:rPr>
   </w:style>
-  <w:style w:styleId="Heading2" w:type="paragraph">
+  <w:style w:type="paragraph" w:styleId="Heading2">
     <w:name w:val="heading 2"/>
     <w:basedOn w:val="Normal"/>
     <w:next w:val="BodyText"/>
@@ -1716,17 +1716,17 @@
     <w:pPr>
       <w:keepNext/>
       <w:keepLines/>
-      <w:spacing w:after="80" w:before="160"/>
+      <w:spacing w:before="160" w:after="80"/>
       <w:outlineLvl w:val="1"/>
     </w:pPr>
     <w:rPr>
-      <w:rFonts w:asciiTheme="majorHAnsi" w:cstheme="majorBidi" w:eastAsiaTheme="majorEastAsia" w:hAnsiTheme="majorHAnsi"/>
-      <w:color w:themeColor="accent1" w:themeShade="BF" w:val="0F4761"/>
+      <w:rFonts w:asciiTheme="majorHAnsi" w:eastAsiaTheme="majorEastAsia" w:hAnsiTheme="majorHAnsi" w:cstheme="majorBidi"/>
+      <w:color w:val="0F4761" w:themeColor="accent1" w:themeShade="BF"/>
       <w:sz w:val="32"/>
       <w:szCs w:val="32"/>
     </w:rPr>
   </w:style>
-  <w:style w:styleId="Heading3" w:type="paragraph">
+  <w:style w:type="paragraph" w:styleId="Heading3">
     <w:name w:val="heading 3"/>
     <w:basedOn w:val="Normal"/>
     <w:next w:val="BodyText"/>
@@ -1739,17 +1739,17 @@
     <w:pPr>
       <w:keepNext/>
       <w:keepLines/>
-      <w:spacing w:after="80" w:before="160"/>
+      <w:spacing w:before="160" w:after="80"/>
       <w:outlineLvl w:val="2"/>
     </w:pPr>
     <w:rPr>
-      <w:rFonts w:cstheme="majorBidi" w:eastAsiaTheme="majorEastAsia"/>
-      <w:color w:themeColor="accent1" w:themeShade="BF" w:val="0F4761"/>
+      <w:rFonts w:eastAsiaTheme="majorEastAsia" w:cstheme="majorBidi"/>
+      <w:color w:val="0F4761" w:themeColor="accent1" w:themeShade="BF"/>
       <w:sz w:val="28"/>
       <w:szCs w:val="28"/>
     </w:rPr>
   </w:style>
-  <w:style w:styleId="Heading4" w:type="paragraph">
+  <w:style w:type="paragraph" w:styleId="Heading4">
     <w:name w:val="heading 4"/>
     <w:basedOn w:val="Normal"/>
     <w:next w:val="BodyText"/>
@@ -1762,17 +1762,17 @@
     <w:pPr>
       <w:keepNext/>
       <w:keepLines/>
-      <w:spacing w:after="40" w:before="80"/>
+      <w:spacing w:before="80" w:after="40"/>
       <w:outlineLvl w:val="3"/>
     </w:pPr>
     <w:rPr>
-      <w:rFonts w:cstheme="majorBidi" w:eastAsiaTheme="majorEastAsia"/>
+      <w:rFonts w:eastAsiaTheme="majorEastAsia" w:cstheme="majorBidi"/>
       <w:i/>
       <w:iCs/>
-      <w:color w:themeColor="accent1" w:themeShade="BF" w:val="0F4761"/>
-    </w:rPr>
-  </w:style>
-  <w:style w:styleId="Heading5" w:type="paragraph">
+      <w:color w:val="0F4761" w:themeColor="accent1" w:themeShade="BF"/>
+    </w:rPr>
+  </w:style>
+  <w:style w:type="paragraph" w:styleId="Heading5">
     <w:name w:val="heading 5"/>
     <w:basedOn w:val="Normal"/>
     <w:next w:val="BodyText"/>
@@ -1785,15 +1785,15 @@
     <w:pPr>
       <w:keepNext/>
       <w:keepLines/>
-      <w:spacing w:after="40" w:before="80"/>
+      <w:spacing w:before="80" w:after="40"/>
       <w:outlineLvl w:val="4"/>
     </w:pPr>
     <w:rPr>
-      <w:rFonts w:cstheme="majorBidi" w:eastAsiaTheme="majorEastAsia"/>
-      <w:color w:themeColor="accent1" w:themeShade="BF" w:val="0F4761"/>
-    </w:rPr>
-  </w:style>
-  <w:style w:styleId="Heading6" w:type="paragraph">
+      <w:rFonts w:eastAsiaTheme="majorEastAsia" w:cstheme="majorBidi"/>
+      <w:color w:val="0F4761" w:themeColor="accent1" w:themeShade="BF"/>
+    </w:rPr>
+  </w:style>
+  <w:style w:type="paragraph" w:styleId="Heading6">
     <w:name w:val="heading 6"/>
     <w:basedOn w:val="Normal"/>
     <w:next w:val="BodyText"/>
@@ -1806,17 +1806,17 @@
     <w:pPr>
       <w:keepNext/>
       <w:keepLines/>
-      <w:spacing w:after="0" w:before="40"/>
+      <w:spacing w:before="40" w:after="0"/>
       <w:outlineLvl w:val="5"/>
     </w:pPr>
     <w:rPr>
-      <w:rFonts w:cstheme="majorBidi" w:eastAsiaTheme="majorEastAsia"/>
+      <w:rFonts w:eastAsiaTheme="majorEastAsia" w:cstheme="majorBidi"/>
       <w:i/>
       <w:iCs/>
-      <w:color w:themeColor="text1" w:themeTint="A6" w:val="595959"/>
-    </w:rPr>
-  </w:style>
-  <w:style w:styleId="Heading7" w:type="paragraph">
+      <w:color w:val="595959" w:themeColor="text1" w:themeTint="A6"/>
+    </w:rPr>
+  </w:style>
+  <w:style w:type="paragraph" w:styleId="Heading7">
     <w:name w:val="heading 7"/>
     <w:basedOn w:val="Normal"/>
     <w:next w:val="BodyText"/>
@@ -1829,15 +1829,15 @@
     <w:pPr>
       <w:keepNext/>
       <w:keepLines/>
-      <w:spacing w:after="0" w:before="40"/>
+      <w:spacing w:before="40" w:after="0"/>
       <w:outlineLvl w:val="6"/>
     </w:pPr>
     <w:rPr>
-      <w:rFonts w:cstheme="majorBidi" w:eastAsiaTheme="majorEastAsia"/>
-      <w:color w:themeColor="text1" w:themeTint="A6" w:val="595959"/>
-    </w:rPr>
-  </w:style>
-  <w:style w:styleId="Heading8" w:type="paragraph">
+      <w:rFonts w:eastAsiaTheme="majorEastAsia" w:cstheme="majorBidi"/>
+      <w:color w:val="595959" w:themeColor="text1" w:themeTint="A6"/>
+    </w:rPr>
+  </w:style>
+  <w:style w:type="paragraph" w:styleId="Heading8">
     <w:name w:val="heading 8"/>
     <w:basedOn w:val="Normal"/>
     <w:next w:val="BodyText"/>
@@ -1854,13 +1854,13 @@
       <w:outlineLvl w:val="7"/>
     </w:pPr>
     <w:rPr>
-      <w:rFonts w:cstheme="majorBidi" w:eastAsiaTheme="majorEastAsia"/>
+      <w:rFonts w:eastAsiaTheme="majorEastAsia" w:cstheme="majorBidi"/>
       <w:i/>
       <w:iCs/>
-      <w:color w:themeColor="text1" w:themeTint="D8" w:val="272727"/>
-    </w:rPr>
-  </w:style>
-  <w:style w:styleId="Heading9" w:type="paragraph">
+      <w:color w:val="272727" w:themeColor="text1" w:themeTint="D8"/>
+    </w:rPr>
+  </w:style>
+  <w:style w:type="paragraph" w:styleId="Heading9">
     <w:name w:val="heading 9"/>
     <w:basedOn w:val="Normal"/>
     <w:next w:val="BodyText"/>
@@ -1877,24 +1877,24 @@
       <w:outlineLvl w:val="8"/>
     </w:pPr>
     <w:rPr>
-      <w:rFonts w:cstheme="majorBidi" w:eastAsiaTheme="majorEastAsia"/>
-      <w:color w:themeColor="text1" w:themeTint="D8" w:val="272727"/>
-    </w:rPr>
-  </w:style>
-  <w:style w:customStyle="1" w:styleId="Heading1Char" w:type="character">
+      <w:rFonts w:eastAsiaTheme="majorEastAsia" w:cstheme="majorBidi"/>
+      <w:color w:val="272727" w:themeColor="text1" w:themeTint="D8"/>
+    </w:rPr>
+  </w:style>
+  <w:style w:type="character" w:customStyle="1" w:styleId="Heading1Char">
     <w:name w:val="Heading 1 Char"/>
     <w:basedOn w:val="DefaultParagraphFont"/>
     <w:link w:val="Heading1"/>
     <w:uiPriority w:val="9"/>
     <w:rsid w:val="00A10FD9"/>
     <w:rPr>
-      <w:rFonts w:asciiTheme="majorHAnsi" w:cstheme="majorBidi" w:eastAsiaTheme="majorEastAsia" w:hAnsiTheme="majorHAnsi"/>
-      <w:color w:themeColor="accent1" w:themeShade="BF" w:val="0F4761"/>
+      <w:rFonts w:asciiTheme="majorHAnsi" w:eastAsiaTheme="majorEastAsia" w:hAnsiTheme="majorHAnsi" w:cstheme="majorBidi"/>
+      <w:color w:val="0F4761" w:themeColor="accent1" w:themeShade="BF"/>
       <w:sz w:val="40"/>
       <w:szCs w:val="40"/>
     </w:rPr>
   </w:style>
-  <w:style w:customStyle="1" w:styleId="Heading2Char" w:type="character">
+  <w:style w:type="character" w:customStyle="1" w:styleId="Heading2Char">
     <w:name w:val="Heading 2 Char"/>
     <w:basedOn w:val="DefaultParagraphFont"/>
     <w:link w:val="Heading2"/>
@@ -1902,13 +1902,13 @@
     <w:semiHidden/>
     <w:rsid w:val="00A10FD9"/>
     <w:rPr>
-      <w:rFonts w:asciiTheme="majorHAnsi" w:cstheme="majorBidi" w:eastAsiaTheme="majorEastAsia" w:hAnsiTheme="majorHAnsi"/>
-      <w:color w:themeColor="accent1" w:themeShade="BF" w:val="0F4761"/>
+      <w:rFonts w:asciiTheme="majorHAnsi" w:eastAsiaTheme="majorEastAsia" w:hAnsiTheme="majorHAnsi" w:cstheme="majorBidi"/>
+      <w:color w:val="0F4761" w:themeColor="accent1" w:themeShade="BF"/>
       <w:sz w:val="32"/>
       <w:szCs w:val="32"/>
     </w:rPr>
   </w:style>
-  <w:style w:customStyle="1" w:styleId="Heading3Char" w:type="character">
+  <w:style w:type="character" w:customStyle="1" w:styleId="Heading3Char">
     <w:name w:val="Heading 3 Char"/>
     <w:basedOn w:val="DefaultParagraphFont"/>
     <w:link w:val="Heading3"/>
@@ -1916,13 +1916,13 @@
     <w:semiHidden/>
     <w:rsid w:val="00A10FD9"/>
     <w:rPr>
-      <w:rFonts w:cstheme="majorBidi" w:eastAsiaTheme="majorEastAsia"/>
-      <w:color w:themeColor="accent1" w:themeShade="BF" w:val="0F4761"/>
+      <w:rFonts w:eastAsiaTheme="majorEastAsia" w:cstheme="majorBidi"/>
+      <w:color w:val="0F4761" w:themeColor="accent1" w:themeShade="BF"/>
       <w:sz w:val="28"/>
       <w:szCs w:val="28"/>
     </w:rPr>
   </w:style>
-  <w:style w:customStyle="1" w:styleId="Heading4Char" w:type="character">
+  <w:style w:type="character" w:customStyle="1" w:styleId="Heading4Char">
     <w:name w:val="Heading 4 Char"/>
     <w:basedOn w:val="DefaultParagraphFont"/>
     <w:link w:val="Heading4"/>
@@ -1930,13 +1930,13 @@
     <w:semiHidden/>
     <w:rsid w:val="00A10FD9"/>
     <w:rPr>
-      <w:rFonts w:cstheme="majorBidi" w:eastAsiaTheme="majorEastAsia"/>
+      <w:rFonts w:eastAsiaTheme="majorEastAsia" w:cstheme="majorBidi"/>
       <w:i/>
       <w:iCs/>
-      <w:color w:themeColor="accent1" w:themeShade="BF" w:val="0F4761"/>
-    </w:rPr>
-  </w:style>
-  <w:style w:customStyle="1" w:styleId="Heading5Char" w:type="character">
+      <w:color w:val="0F4761" w:themeColor="accent1" w:themeShade="BF"/>
+    </w:rPr>
+  </w:style>
+  <w:style w:type="character" w:customStyle="1" w:styleId="Heading5Char">
     <w:name w:val="Heading 5 Char"/>
     <w:basedOn w:val="DefaultParagraphFont"/>
     <w:link w:val="Heading5"/>
@@ -1944,11 +1944,11 @@
     <w:semiHidden/>
     <w:rsid w:val="00A10FD9"/>
     <w:rPr>
-      <w:rFonts w:cstheme="majorBidi" w:eastAsiaTheme="majorEastAsia"/>
-      <w:color w:themeColor="accent1" w:themeShade="BF" w:val="0F4761"/>
-    </w:rPr>
-  </w:style>
-  <w:style w:customStyle="1" w:styleId="Heading6Char" w:type="character">
+      <w:rFonts w:eastAsiaTheme="majorEastAsia" w:cstheme="majorBidi"/>
+      <w:color w:val="0F4761" w:themeColor="accent1" w:themeShade="BF"/>
+    </w:rPr>
+  </w:style>
+  <w:style w:type="character" w:customStyle="1" w:styleId="Heading6Char">
     <w:name w:val="Heading 6 Char"/>
     <w:basedOn w:val="DefaultParagraphFont"/>
     <w:link w:val="Heading6"/>
@@ -1956,13 +1956,13 @@
     <w:semiHidden/>
     <w:rsid w:val="00A10FD9"/>
     <w:rPr>
-      <w:rFonts w:cstheme="majorBidi" w:eastAsiaTheme="majorEastAsia"/>
+      <w:rFonts w:eastAsiaTheme="majorEastAsia" w:cstheme="majorBidi"/>
       <w:i/>
       <w:iCs/>
-      <w:color w:themeColor="text1" w:themeTint="A6" w:val="595959"/>
-    </w:rPr>
-  </w:style>
-  <w:style w:customStyle="1" w:styleId="Heading7Char" w:type="character">
+      <w:color w:val="595959" w:themeColor="text1" w:themeTint="A6"/>
+    </w:rPr>
+  </w:style>
+  <w:style w:type="character" w:customStyle="1" w:styleId="Heading7Char">
     <w:name w:val="Heading 7 Char"/>
     <w:basedOn w:val="DefaultParagraphFont"/>
     <w:link w:val="Heading7"/>
@@ -1970,11 +1970,11 @@
     <w:semiHidden/>
     <w:rsid w:val="00A10FD9"/>
     <w:rPr>
-      <w:rFonts w:cstheme="majorBidi" w:eastAsiaTheme="majorEastAsia"/>
-      <w:color w:themeColor="text1" w:themeTint="A6" w:val="595959"/>
-    </w:rPr>
-  </w:style>
-  <w:style w:customStyle="1" w:styleId="Heading8Char" w:type="character">
+      <w:rFonts w:eastAsiaTheme="majorEastAsia" w:cstheme="majorBidi"/>
+      <w:color w:val="595959" w:themeColor="text1" w:themeTint="A6"/>
+    </w:rPr>
+  </w:style>
+  <w:style w:type="character" w:customStyle="1" w:styleId="Heading8Char">
     <w:name w:val="Heading 8 Char"/>
     <w:basedOn w:val="DefaultParagraphFont"/>
     <w:link w:val="Heading8"/>
@@ -1982,13 +1982,13 @@
     <w:semiHidden/>
     <w:rsid w:val="00A10FD9"/>
     <w:rPr>
-      <w:rFonts w:cstheme="majorBidi" w:eastAsiaTheme="majorEastAsia"/>
+      <w:rFonts w:eastAsiaTheme="majorEastAsia" w:cstheme="majorBidi"/>
       <w:i/>
       <w:iCs/>
-      <w:color w:themeColor="text1" w:themeTint="D8" w:val="272727"/>
-    </w:rPr>
-  </w:style>
-  <w:style w:customStyle="1" w:styleId="Heading9Char" w:type="character">
+      <w:color w:val="272727" w:themeColor="text1" w:themeTint="D8"/>
+    </w:rPr>
+  </w:style>
+  <w:style w:type="character" w:customStyle="1" w:styleId="Heading9Char">
     <w:name w:val="Heading 9 Char"/>
     <w:basedOn w:val="DefaultParagraphFont"/>
     <w:link w:val="Heading9"/>
@@ -1996,11 +1996,11 @@
     <w:semiHidden/>
     <w:rsid w:val="00A10FD9"/>
     <w:rPr>
-      <w:rFonts w:cstheme="majorBidi" w:eastAsiaTheme="majorEastAsia"/>
-      <w:color w:themeColor="text1" w:themeTint="D8" w:val="272727"/>
-    </w:rPr>
-  </w:style>
-  <w:style w:styleId="BlockText" w:type="paragraph">
+      <w:rFonts w:eastAsiaTheme="majorEastAsia" w:cstheme="majorBidi"/>
+      <w:color w:val="272727" w:themeColor="text1" w:themeTint="D8"/>
+    </w:rPr>
+  </w:style>
+  <w:style w:type="paragraph" w:styleId="BlockText">
     <w:name w:val="Block Text"/>
     <w:basedOn w:val="BodyText"/>
     <w:next w:val="BodyText"/>
@@ -2008,11 +2008,11 @@
     <w:unhideWhenUsed/>
     <w:qFormat/>
     <w:pPr>
-      <w:spacing w:after="100" w:before="100"/>
+      <w:spacing w:before="100" w:after="100"/>
       <w:ind w:firstLine="0" w:left="480" w:right="480"/>
     </w:pPr>
   </w:style>
-  <w:style w:styleId="FootnoteText" w:type="paragraph">
+  <w:style w:type="paragraph" w:styleId="FootnoteText">
     <w:name w:val="Footnote Text"/>
     <w:basedOn w:val="Normal"/>
     <w:next w:val="FootnoteText"/>
@@ -2020,7 +2020,7 @@
     <w:unhideWhenUsed/>
     <w:qFormat/>
   </w:style>
-  <w:style w:styleId="FootnoteBlockText" w:type="paragraph">
+  <w:style w:type="paragraph" w:styleId="FootnoteBlockText">
     <w:name w:val="Footnote Block Text"/>
     <w:basedOn w:val="FootnoteText"/>
     <w:next w:val="FootnoteText"/>
@@ -2028,28 +2028,26 @@
     <w:unhideWhenUsed/>
     <w:qFormat/>
     <w:pPr>
-      <w:spacing w:after="100" w:before="100"/>
+      <w:spacing w:before="100" w:after="100"/>
       <w:ind w:firstLine="0" w:left="480" w:right="480"/>
     </w:pPr>
   </w:style>
-  <w:style w:default="1" w:styleId="DefaultParagraphFont" w:type="character">
+  <w:style w:type="character" w:default="1" w:styleId="DefaultParagraphFont">
     <w:name w:val="Default Paragraph Font"/>
     <w:semiHidden/>
     <w:unhideWhenUsed/>
   </w:style>
-  <w:style w:default="1" w:styleId="Table" w:type="table">
+  <w:style w:type="table" w:default="1" w:styleId="Table">
     <w:name w:val="Table"/>
     <w:basedOn w:val="TableNormal"/>
-    <w:semiHidden/>
-    <w:unhideWhenUsed/>
     <w:qFormat/>
     <w:tblPr>
-      <w:tblInd w:type="dxa" w:w="0"/>
+      <w:tblInd w:w="0" w:type="dxa"/>
       <w:tblCellMar>
-        <w:top w:type="dxa" w:w="0"/>
-        <w:left w:type="dxa" w:w="108"/>
-        <w:bottom w:type="dxa" w:w="0"/>
-        <w:right w:type="dxa" w:w="108"/>
+        <w:top w:w="0" w:type="dxa"/>
+        <w:left w:w="108" w:type="dxa"/>
+        <w:bottom w:w="0" w:type="dxa"/>
+        <w:right w:w="108" w:type="dxa"/>
       </w:tblCellMar>
     </w:tblPr>
     <w:tblStylePr w:type="firstRow">
@@ -2061,7 +2059,7 @@
       </w:tcPr>
     </w:tblStylePr>
   </w:style>
-  <w:style w:customStyle="1" w:styleId="DefinitionTerm" w:type="paragraph">
+  <w:style w:type="paragraph" w:customStyle="1" w:styleId="DefinitionTerm">
     <w:name w:val="Definition Term"/>
     <w:basedOn w:val="Normal"/>
     <w:next w:val="Definition"/>
@@ -2074,49 +2072,49 @@
       <w:b/>
     </w:rPr>
   </w:style>
-  <w:style w:customStyle="1" w:styleId="Definition" w:type="paragraph">
+  <w:style w:type="paragraph" w:customStyle="1" w:styleId="Definition">
     <w:name w:val="Definition"/>
     <w:basedOn w:val="Normal"/>
   </w:style>
-  <w:style w:styleId="Caption" w:type="paragraph">
+  <w:style w:type="paragraph" w:styleId="Caption">
     <w:name w:val="Caption"/>
     <w:basedOn w:val="Normal"/>
     <w:link w:val="BodyTextChar"/>
     <w:pPr>
-      <w:spacing w:after="120" w:before="0"/>
+      <w:spacing w:before="0" w:after="120"/>
     </w:pPr>
     <w:rPr>
       <w:i/>
     </w:rPr>
   </w:style>
-  <w:style w:customStyle="1" w:styleId="TableCaption" w:type="paragraph">
+  <w:style w:type="paragraph" w:customStyle="1" w:styleId="TableCaption">
     <w:name w:val="Table Caption"/>
     <w:basedOn w:val="Caption"/>
     <w:pPr>
       <w:keepNext/>
     </w:pPr>
   </w:style>
-  <w:style w:customStyle="1" w:styleId="ImageCaption" w:type="paragraph">
+  <w:style w:type="paragraph" w:customStyle="1" w:styleId="ImageCaption">
     <w:name w:val="Image Caption"/>
     <w:basedOn w:val="Caption"/>
   </w:style>
-  <w:style w:customStyle="1" w:styleId="Figure" w:type="paragraph">
+  <w:style w:type="paragraph" w:customStyle="1" w:styleId="Figure">
     <w:name w:val="Figure"/>
     <w:basedOn w:val="Normal"/>
   </w:style>
-  <w:style w:customStyle="1" w:styleId="CaptionedFigure" w:type="paragraph">
+  <w:style w:type="paragraph" w:customStyle="1" w:styleId="CaptionedFigure">
     <w:name w:val="Captioned Figure"/>
     <w:basedOn w:val="Figure"/>
     <w:pPr>
       <w:keepNext/>
     </w:pPr>
   </w:style>
-  <w:style w:customStyle="1" w:styleId="BodyTextChar" w:type="character">
+  <w:style w:type="character" w:customStyle="1" w:styleId="BodyTextChar">
     <w:name w:val="Body Text Char"/>
     <w:basedOn w:val="DefaultParagraphFont"/>
     <w:link w:val="BodyText"/>
   </w:style>
-  <w:style w:customStyle="1" w:styleId="VerbatimChar" w:type="character">
+  <w:style w:type="character" w:customStyle="1" w:styleId="VerbatimChar">
     <w:name w:val="Verbatim Char"/>
     <w:basedOn w:val="BodyTextChar"/>
     <w:rPr>
@@ -2124,25 +2122,25 @@
       <w:sz w:val="22"/>
     </w:rPr>
   </w:style>
-  <w:style w:customStyle="1" w:styleId="SectionNumber" w:type="character">
+  <w:style w:type="character" w:customStyle="1" w:styleId="SectionNumber">
     <w:name w:val="Section Number"/>
     <w:basedOn w:val="BodyTextChar"/>
   </w:style>
-  <w:style w:styleId="FootnoteReference" w:type="character">
+  <w:style w:type="character" w:styleId="FootnoteReference">
     <w:name w:val="Footnote Reference"/>
     <w:basedOn w:val="BodyTextChar"/>
     <w:rPr>
       <w:vertAlign w:val="superscript"/>
     </w:rPr>
   </w:style>
-  <w:style w:styleId="Hyperlink" w:type="character">
+  <w:style w:type="character" w:styleId="Hyperlink">
     <w:name w:val="Hyperlink"/>
     <w:basedOn w:val="BodyTextChar"/>
     <w:rPr>
-      <w:color w:themeColor="accent1" w:val="4F81BD"/>
-    </w:rPr>
-  </w:style>
-  <w:style w:styleId="TOCHeading" w:type="paragraph">
+      <w:color w:val="4F81BD" w:themeColor="accent1"/>
+    </w:rPr>
+  </w:style>
+  <w:style w:type="paragraph" w:styleId="TOCHeading">
     <w:name w:val="TOC Heading"/>
     <w:basedOn w:val="Heading1"/>
     <w:next w:val="BodyText"/>
@@ -2154,10 +2152,10 @@
       <w:outlineLvl w:val="9"/>
     </w:pPr>
     <w:rPr>
-      <w:rFonts w:asciiTheme="majorHAnsi" w:cstheme="majorBidi" w:eastAsiaTheme="majorEastAsia" w:hAnsiTheme="majorHAnsi"/>
+      <w:rFonts w:asciiTheme="majorHAnsi" w:eastAsiaTheme="majorEastAsia" w:hAnsiTheme="majorHAnsi" w:cstheme="majorBidi"/>
       <w:b w:val="0"/>
       <w:bCs w:val="0"/>
-      <w:color w:themeColor="accent1" w:themeShade="BF" w:val="365F91"/>
+      <w:color w:val="365F91" w:themeColor="accent1" w:themeShade="BF"/>
     </w:rPr>
   </w:style>
   <w:style w:type="paragraph" w:customStyle="1" w:styleId="SourceCode">

--- a/crates/quarto-core/tests/fixtures/pandoc-recordings/recordings/callouts-docx/capture/callouts.docx
+++ b/crates/quarto-core/tests/fixtures/pandoc-recordings/recordings/callouts-docx/capture/callouts.docx
@@ -66,7 +66,7 @@
                     <a:graphicData uri="http://schemas.openxmlformats.org/drawingml/2006/picture">
                       <pic:pic>
                         <pic:nvPicPr>
-                          <pic:cNvPr descr="/var/folders/f6/n_sr6w3n5_73qcqr433715t00000gn/T/quarto-pipeline_PvJ3Ha/pandoc-share/formats/docx/warning.png" id="12" name="Picture"/>
+                          <pic:cNvPr descr="/var/folders/f6/n_sr6w3n5_73qcqr433715t00000gn/T/quarto-pipeline_78l9U8/pandoc-share/formats/docx/warning.png" id="12" name="Picture"/>
                           <pic:cNvPicPr>
                             <a:picLocks noChangeArrowheads="1" noChangeAspect="1"/>
                           </pic:cNvPicPr>
@@ -190,7 +190,7 @@
                     <a:graphicData uri="http://schemas.openxmlformats.org/drawingml/2006/picture">
                       <pic:pic>
                         <pic:nvPicPr>
-                          <pic:cNvPr descr="/var/folders/f6/n_sr6w3n5_73qcqr433715t00000gn/T/quarto-pipeline_PvJ3Ha/pandoc-share/formats/docx/important.png" id="15" name="Picture"/>
+                          <pic:cNvPr descr="/var/folders/f6/n_sr6w3n5_73qcqr433715t00000gn/T/quarto-pipeline_78l9U8/pandoc-share/formats/docx/important.png" id="15" name="Picture"/>
                           <pic:cNvPicPr>
                             <a:picLocks noChangeArrowheads="1" noChangeAspect="1"/>
                           </pic:cNvPicPr>
@@ -314,7 +314,7 @@
                     <a:graphicData uri="http://schemas.openxmlformats.org/drawingml/2006/picture">
                       <pic:pic>
                         <pic:nvPicPr>
-                          <pic:cNvPr descr="/var/folders/f6/n_sr6w3n5_73qcqr433715t00000gn/T/quarto-pipeline_PvJ3Ha/pandoc-share/formats/docx/note.png" id="18" name="Picture"/>
+                          <pic:cNvPr descr="/var/folders/f6/n_sr6w3n5_73qcqr433715t00000gn/T/quarto-pipeline_78l9U8/pandoc-share/formats/docx/note.png" id="18" name="Picture"/>
                           <pic:cNvPicPr>
                             <a:picLocks noChangeArrowheads="1" noChangeAspect="1"/>
                           </pic:cNvPicPr>
@@ -498,7 +498,7 @@
                     <a:graphicData uri="http://schemas.openxmlformats.org/drawingml/2006/picture">
                       <pic:pic>
                         <pic:nvPicPr>
-                          <pic:cNvPr descr="/var/folders/f6/n_sr6w3n5_73qcqr433715t00000gn/T/quarto-pipeline_PvJ3Ha/pandoc-share/formats/docx/tip.png" id="21" name="Picture"/>
+                          <pic:cNvPr descr="/var/folders/f6/n_sr6w3n5_73qcqr433715t00000gn/T/quarto-pipeline_78l9U8/pandoc-share/formats/docx/tip.png" id="21" name="Picture"/>
                           <pic:cNvPicPr>
                             <a:picLocks noChangeArrowheads="1" noChangeAspect="1"/>
                           </pic:cNvPicPr>
@@ -624,7 +624,7 @@
                     <a:graphicData uri="http://schemas.openxmlformats.org/drawingml/2006/picture">
                       <pic:pic>
                         <pic:nvPicPr>
-                          <pic:cNvPr descr="/var/folders/f6/n_sr6w3n5_73qcqr433715t00000gn/T/quarto-pipeline_PvJ3Ha/pandoc-share/formats/docx/tip.png" id="24" name="Picture"/>
+                          <pic:cNvPr descr="/var/folders/f6/n_sr6w3n5_73qcqr433715t00000gn/T/quarto-pipeline_78l9U8/pandoc-share/formats/docx/tip.png" id="24" name="Picture"/>
                           <pic:cNvPicPr>
                             <a:picLocks noChangeArrowheads="1" noChangeAspect="1"/>
                           </pic:cNvPicPr>
@@ -773,7 +773,7 @@
                     <a:graphicData uri="http://schemas.openxmlformats.org/drawingml/2006/picture">
                       <pic:pic>
                         <pic:nvPicPr>
-                          <pic:cNvPr descr="/var/folders/f6/n_sr6w3n5_73qcqr433715t00000gn/T/quarto-pipeline_PvJ3Ha/pandoc-share/formats/docx/caution.png" id="27" name="Picture"/>
+                          <pic:cNvPr descr="/var/folders/f6/n_sr6w3n5_73qcqr433715t00000gn/T/quarto-pipeline_78l9U8/pandoc-share/formats/docx/caution.png" id="27" name="Picture"/>
                           <pic:cNvPicPr>
                             <a:picLocks noChangeArrowheads="1" noChangeAspect="1"/>
                           </pic:cNvPicPr>
@@ -1018,7 +1018,7 @@
                     <a:graphicData uri="http://schemas.openxmlformats.org/drawingml/2006/picture">
                       <pic:pic>
                         <pic:nvPicPr>
-                          <pic:cNvPr descr="/var/folders/f6/n_sr6w3n5_73qcqr433715t00000gn/T/quarto-pipeline_PvJ3Ha/pandoc-share/formats/docx/caution.png" id="30" name="Picture"/>
+                          <pic:cNvPr descr="/var/folders/f6/n_sr6w3n5_73qcqr433715t00000gn/T/quarto-pipeline_78l9U8/pandoc-share/formats/docx/caution.png" id="30" name="Picture"/>
                           <pic:cNvPicPr>
                             <a:picLocks noChangeArrowheads="1" noChangeAspect="1"/>
                           </pic:cNvPicPr>
@@ -1129,7 +1129,7 @@
                     <a:graphicData uri="http://schemas.openxmlformats.org/drawingml/2006/picture">
                       <pic:pic>
                         <pic:nvPicPr>
-                          <pic:cNvPr descr="/var/folders/f6/n_sr6w3n5_73qcqr433715t00000gn/T/quarto-pipeline_PvJ3Ha/pandoc-share/formats/docx/caution.png" id="32" name="Picture"/>
+                          <pic:cNvPr descr="/var/folders/f6/n_sr6w3n5_73qcqr433715t00000gn/T/quarto-pipeline_78l9U8/pandoc-share/formats/docx/caution.png" id="32" name="Picture"/>
                           <pic:cNvPicPr>
                             <a:picLocks noChangeArrowheads="1" noChangeAspect="1"/>
                           </pic:cNvPicPr>

--- a/crates/quarto-core/tests/fixtures/pandoc-recordings/recordings/callouts-docx/capture/callouts.docx
+++ b/crates/quarto-core/tests/fixtures/pandoc-recordings/recordings/callouts-docx/capture/callouts.docx
@@ -66,7 +66,7 @@
                     <a:graphicData uri="http://schemas.openxmlformats.org/drawingml/2006/picture">
                       <pic:pic>
                         <pic:nvPicPr>
-                          <pic:cNvPr descr="/var/folders/f6/n_sr6w3n5_73qcqr433715t00000gn/T/quarto-pipeline_78l9U8/pandoc-share/formats/docx/warning.png" id="12" name="Picture"/>
+                          <pic:cNvPr descr="/var/folders/f6/n_sr6w3n5_73qcqr433715t00000gn/T/quarto-pipeline_1TJ88M/pandoc-share/formats/docx/warning.png" id="12" name="Picture"/>
                           <pic:cNvPicPr>
                             <a:picLocks noChangeArrowheads="1" noChangeAspect="1"/>
                           </pic:cNvPicPr>
@@ -190,7 +190,7 @@
                     <a:graphicData uri="http://schemas.openxmlformats.org/drawingml/2006/picture">
                       <pic:pic>
                         <pic:nvPicPr>
-                          <pic:cNvPr descr="/var/folders/f6/n_sr6w3n5_73qcqr433715t00000gn/T/quarto-pipeline_78l9U8/pandoc-share/formats/docx/important.png" id="15" name="Picture"/>
+                          <pic:cNvPr descr="/var/folders/f6/n_sr6w3n5_73qcqr433715t00000gn/T/quarto-pipeline_1TJ88M/pandoc-share/formats/docx/important.png" id="15" name="Picture"/>
                           <pic:cNvPicPr>
                             <a:picLocks noChangeArrowheads="1" noChangeAspect="1"/>
                           </pic:cNvPicPr>
@@ -314,7 +314,7 @@
                     <a:graphicData uri="http://schemas.openxmlformats.org/drawingml/2006/picture">
                       <pic:pic>
                         <pic:nvPicPr>
-                          <pic:cNvPr descr="/var/folders/f6/n_sr6w3n5_73qcqr433715t00000gn/T/quarto-pipeline_78l9U8/pandoc-share/formats/docx/note.png" id="18" name="Picture"/>
+                          <pic:cNvPr descr="/var/folders/f6/n_sr6w3n5_73qcqr433715t00000gn/T/quarto-pipeline_1TJ88M/pandoc-share/formats/docx/note.png" id="18" name="Picture"/>
                           <pic:cNvPicPr>
                             <a:picLocks noChangeArrowheads="1" noChangeAspect="1"/>
                           </pic:cNvPicPr>
@@ -498,7 +498,7 @@
                     <a:graphicData uri="http://schemas.openxmlformats.org/drawingml/2006/picture">
                       <pic:pic>
                         <pic:nvPicPr>
-                          <pic:cNvPr descr="/var/folders/f6/n_sr6w3n5_73qcqr433715t00000gn/T/quarto-pipeline_78l9U8/pandoc-share/formats/docx/tip.png" id="21" name="Picture"/>
+                          <pic:cNvPr descr="/var/folders/f6/n_sr6w3n5_73qcqr433715t00000gn/T/quarto-pipeline_1TJ88M/pandoc-share/formats/docx/tip.png" id="21" name="Picture"/>
                           <pic:cNvPicPr>
                             <a:picLocks noChangeArrowheads="1" noChangeAspect="1"/>
                           </pic:cNvPicPr>
@@ -624,7 +624,7 @@
                     <a:graphicData uri="http://schemas.openxmlformats.org/drawingml/2006/picture">
                       <pic:pic>
                         <pic:nvPicPr>
-                          <pic:cNvPr descr="/var/folders/f6/n_sr6w3n5_73qcqr433715t00000gn/T/quarto-pipeline_78l9U8/pandoc-share/formats/docx/tip.png" id="24" name="Picture"/>
+                          <pic:cNvPr descr="/var/folders/f6/n_sr6w3n5_73qcqr433715t00000gn/T/quarto-pipeline_1TJ88M/pandoc-share/formats/docx/tip.png" id="24" name="Picture"/>
                           <pic:cNvPicPr>
                             <a:picLocks noChangeArrowheads="1" noChangeAspect="1"/>
                           </pic:cNvPicPr>
@@ -773,7 +773,7 @@
                     <a:graphicData uri="http://schemas.openxmlformats.org/drawingml/2006/picture">
                       <pic:pic>
                         <pic:nvPicPr>
-                          <pic:cNvPr descr="/var/folders/f6/n_sr6w3n5_73qcqr433715t00000gn/T/quarto-pipeline_78l9U8/pandoc-share/formats/docx/caution.png" id="27" name="Picture"/>
+                          <pic:cNvPr descr="/var/folders/f6/n_sr6w3n5_73qcqr433715t00000gn/T/quarto-pipeline_1TJ88M/pandoc-share/formats/docx/caution.png" id="27" name="Picture"/>
                           <pic:cNvPicPr>
                             <a:picLocks noChangeArrowheads="1" noChangeAspect="1"/>
                           </pic:cNvPicPr>
@@ -1018,7 +1018,7 @@
                     <a:graphicData uri="http://schemas.openxmlformats.org/drawingml/2006/picture">
                       <pic:pic>
                         <pic:nvPicPr>
-                          <pic:cNvPr descr="/var/folders/f6/n_sr6w3n5_73qcqr433715t00000gn/T/quarto-pipeline_78l9U8/pandoc-share/formats/docx/caution.png" id="30" name="Picture"/>
+                          <pic:cNvPr descr="/var/folders/f6/n_sr6w3n5_73qcqr433715t00000gn/T/quarto-pipeline_1TJ88M/pandoc-share/formats/docx/caution.png" id="30" name="Picture"/>
                           <pic:cNvPicPr>
                             <a:picLocks noChangeArrowheads="1" noChangeAspect="1"/>
                           </pic:cNvPicPr>
@@ -1129,7 +1129,7 @@
                     <a:graphicData uri="http://schemas.openxmlformats.org/drawingml/2006/picture">
                       <pic:pic>
                         <pic:nvPicPr>
-                          <pic:cNvPr descr="/var/folders/f6/n_sr6w3n5_73qcqr433715t00000gn/T/quarto-pipeline_78l9U8/pandoc-share/formats/docx/caution.png" id="32" name="Picture"/>
+                          <pic:cNvPr descr="/var/folders/f6/n_sr6w3n5_73qcqr433715t00000gn/T/quarto-pipeline_1TJ88M/pandoc-share/formats/docx/caution.png" id="32" name="Picture"/>
                           <pic:cNvPicPr>
                             <a:picLocks noChangeArrowheads="1" noChangeAspect="1"/>
                           </pic:cNvPicPr>
